--- a/复赛材料/01-作品说明文档+airfree.docx
+++ b/复赛材料/01-作品说明文档+airfree.docx
@@ -712,7 +712,7 @@
                 <w:color w:val="000000"/>
                 <w:sz w:val="16"/>
               </w:rPr>
-              <w:t>大二</w:t>
+              <w:t>大三</w:t>
             </w:r>
           </w:p>
         </w:tc>
@@ -885,7 +885,7 @@
                 <w:color w:val="000000"/>
                 <w:sz w:val="16"/>
               </w:rPr>
-              <w:t>大一</w:t>
+              <w:t>大二</w:t>
             </w:r>
           </w:p>
         </w:tc>
@@ -1359,7 +1359,7 @@
     </w:p>
     <w:p>
       <w:pPr>
-        <w:spacing w:line="240" w:lineRule="auto" w:after="360"/>
+        <w:spacing w:line="240" w:lineRule="auto" w:after="40"/>
       </w:pPr>
       <w:r>
         <w:rPr>
@@ -1373,7 +1373,47 @@
     </w:p>
     <w:p>
       <w:pPr>
-        <w:spacing w:line="240" w:lineRule="auto" w:after="480"/>
+        <w:spacing w:before="40" w:after="80" w:line="240" w:lineRule="auto"/>
+      </w:pPr>
+      <w:r>
+        <w:drawing>
+          <wp:inline xmlns:a="http://schemas.openxmlformats.org/drawingml/2006/main" xmlns:pic="http://schemas.openxmlformats.org/drawingml/2006/picture">
+            <wp:extent cx="2015999" cy="508326"/>
+            <wp:docPr id="1" name="Picture 1"/>
+            <wp:cNvGraphicFramePr>
+              <a:graphicFrameLocks noChangeAspect="1"/>
+            </wp:cNvGraphicFramePr>
+            <a:graphic>
+              <a:graphicData uri="http://schemas.openxmlformats.org/drawingml/2006/picture">
+                <pic:pic>
+                  <pic:nvPicPr>
+                    <pic:cNvPr id="0" name="签名-队员.png"/>
+                    <pic:cNvPicPr/>
+                  </pic:nvPicPr>
+                  <pic:blipFill>
+                    <a:blip r:embed="rId10"/>
+                    <a:stretch>
+                      <a:fillRect/>
+                    </a:stretch>
+                  </pic:blipFill>
+                  <pic:spPr>
+                    <a:xfrm>
+                      <a:off x="0" y="0"/>
+                      <a:ext cx="2015999" cy="508326"/>
+                    </a:xfrm>
+                    <a:prstGeom prst="rect"/>
+                  </pic:spPr>
+                </pic:pic>
+              </a:graphicData>
+            </a:graphic>
+          </wp:inline>
+        </w:drawing>
+      </w:r>
+    </w:p>
+    <w:p>
+      <w:pPr>
+        <w:spacing w:line="240" w:lineRule="auto" w:after="360"/>
+        <w:jc w:val="right"/>
       </w:pPr>
       <w:r>
         <w:rPr>
@@ -1382,12 +1422,12 @@
           <w:color w:val="000000"/>
           <w:sz w:val="21"/>
         </w:rPr>
-        <w:t>日期：      年     月     日</w:t>
+        <w:t>日期：  2026  年   9   月   29  日</w:t>
       </w:r>
     </w:p>
     <w:p>
       <w:pPr>
-        <w:spacing w:line="240" w:lineRule="auto" w:after="360"/>
+        <w:spacing w:line="240" w:lineRule="auto" w:after="40"/>
       </w:pPr>
       <w:r>
         <w:rPr>
@@ -1401,7 +1441,47 @@
     </w:p>
     <w:p>
       <w:pPr>
+        <w:spacing w:before="40" w:after="80" w:line="240" w:lineRule="auto"/>
+      </w:pPr>
+      <w:r>
+        <w:drawing>
+          <wp:inline xmlns:a="http://schemas.openxmlformats.org/drawingml/2006/main" xmlns:pic="http://schemas.openxmlformats.org/drawingml/2006/picture">
+            <wp:extent cx="1224000" cy="582344"/>
+            <wp:docPr id="2" name="Picture 2"/>
+            <wp:cNvGraphicFramePr>
+              <a:graphicFrameLocks noChangeAspect="1"/>
+            </wp:cNvGraphicFramePr>
+            <a:graphic>
+              <a:graphicData uri="http://schemas.openxmlformats.org/drawingml/2006/picture">
+                <pic:pic>
+                  <pic:nvPicPr>
+                    <pic:cNvPr id="0" name="签名-教师.png"/>
+                    <pic:cNvPicPr/>
+                  </pic:nvPicPr>
+                  <pic:blipFill>
+                    <a:blip r:embed="rId11"/>
+                    <a:stretch>
+                      <a:fillRect/>
+                    </a:stretch>
+                  </pic:blipFill>
+                  <pic:spPr>
+                    <a:xfrm>
+                      <a:off x="0" y="0"/>
+                      <a:ext cx="1224000" cy="582344"/>
+                    </a:xfrm>
+                    <a:prstGeom prst="rect"/>
+                  </pic:spPr>
+                </pic:pic>
+              </a:graphicData>
+            </a:graphic>
+          </wp:inline>
+        </w:drawing>
+      </w:r>
+    </w:p>
+    <w:p>
+      <w:pPr>
         <w:spacing w:line="240" w:lineRule="auto" w:after="200"/>
+        <w:jc w:val="right"/>
       </w:pPr>
       <w:r>
         <w:rPr>
@@ -1410,7 +1490,7 @@
           <w:color w:val="000000"/>
           <w:sz w:val="21"/>
         </w:rPr>
-        <w:t>日期：      年     月     日</w:t>
+        <w:t>日期：  2026  年   9   月   29  日</w:t>
       </w:r>
     </w:p>
     <w:p>
@@ -1483,7 +1563,7 @@
         <w:drawing>
           <wp:inline xmlns:a="http://schemas.openxmlformats.org/drawingml/2006/main" xmlns:pic="http://schemas.openxmlformats.org/drawingml/2006/picture">
             <wp:extent cx="3256865" cy="6299998"/>
-            <wp:docPr id="1" name="Picture 1"/>
+            <wp:docPr id="3" name="Picture 3"/>
             <wp:cNvGraphicFramePr>
               <a:graphicFrameLocks noChangeAspect="1"/>
             </wp:cNvGraphicFramePr>
@@ -1495,7 +1575,7 @@
                     <pic:cNvPicPr/>
                   </pic:nvPicPr>
                   <pic:blipFill>
-                    <a:blip r:embed="rId10"/>
+                    <a:blip r:embed="rId12"/>
                     <a:stretch>
                       <a:fillRect/>
                     </a:stretch>
@@ -1538,7 +1618,7 @@
         <w:drawing>
           <wp:inline xmlns:a="http://schemas.openxmlformats.org/drawingml/2006/main" xmlns:pic="http://schemas.openxmlformats.org/drawingml/2006/picture">
             <wp:extent cx="5400000" cy="3235700"/>
-            <wp:docPr id="2" name="Picture 2"/>
+            <wp:docPr id="4" name="Picture 4"/>
             <wp:cNvGraphicFramePr>
               <a:graphicFrameLocks noChangeAspect="1"/>
             </wp:cNvGraphicFramePr>
@@ -1550,7 +1630,7 @@
                     <pic:cNvPicPr/>
                   </pic:nvPicPr>
                   <pic:blipFill>
-                    <a:blip r:embed="rId11"/>
+                    <a:blip r:embed="rId13"/>
                     <a:stretch>
                       <a:fillRect/>
                     </a:stretch>
@@ -1593,7 +1673,7 @@
         <w:drawing>
           <wp:inline xmlns:a="http://schemas.openxmlformats.org/drawingml/2006/main" xmlns:pic="http://schemas.openxmlformats.org/drawingml/2006/picture">
             <wp:extent cx="5400000" cy="3235700"/>
-            <wp:docPr id="3" name="Picture 3"/>
+            <wp:docPr id="5" name="Picture 5"/>
             <wp:cNvGraphicFramePr>
               <a:graphicFrameLocks noChangeAspect="1"/>
             </wp:cNvGraphicFramePr>
@@ -1605,7 +1685,7 @@
                     <pic:cNvPicPr/>
                   </pic:nvPicPr>
                   <pic:blipFill>
-                    <a:blip r:embed="rId12"/>
+                    <a:blip r:embed="rId14"/>
                     <a:stretch>
                       <a:fillRect/>
                     </a:stretch>
@@ -1653,7 +1733,7 @@
         <w:drawing>
           <wp:inline xmlns:a="http://schemas.openxmlformats.org/drawingml/2006/main" xmlns:pic="http://schemas.openxmlformats.org/drawingml/2006/picture">
             <wp:extent cx="5400000" cy="3235700"/>
-            <wp:docPr id="4" name="Picture 4"/>
+            <wp:docPr id="6" name="Picture 6"/>
             <wp:cNvGraphicFramePr>
               <a:graphicFrameLocks noChangeAspect="1"/>
             </wp:cNvGraphicFramePr>
@@ -1665,7 +1745,7 @@
                     <pic:cNvPicPr/>
                   </pic:nvPicPr>
                   <pic:blipFill>
-                    <a:blip r:embed="rId13"/>
+                    <a:blip r:embed="rId15"/>
                     <a:stretch>
                       <a:fillRect/>
                     </a:stretch>
@@ -1708,7 +1788,7 @@
         <w:drawing>
           <wp:inline xmlns:a="http://schemas.openxmlformats.org/drawingml/2006/main" xmlns:pic="http://schemas.openxmlformats.org/drawingml/2006/picture">
             <wp:extent cx="5400000" cy="3235700"/>
-            <wp:docPr id="5" name="Picture 5"/>
+            <wp:docPr id="7" name="Picture 7"/>
             <wp:cNvGraphicFramePr>
               <a:graphicFrameLocks noChangeAspect="1"/>
             </wp:cNvGraphicFramePr>
@@ -1720,7 +1800,7 @@
                     <pic:cNvPicPr/>
                   </pic:nvPicPr>
                   <pic:blipFill>
-                    <a:blip r:embed="rId14"/>
+                    <a:blip r:embed="rId16"/>
                     <a:stretch>
                       <a:fillRect/>
                     </a:stretch>
@@ -1763,7 +1843,7 @@
         <w:drawing>
           <wp:inline xmlns:a="http://schemas.openxmlformats.org/drawingml/2006/main" xmlns:pic="http://schemas.openxmlformats.org/drawingml/2006/picture">
             <wp:extent cx="5400000" cy="3235700"/>
-            <wp:docPr id="6" name="Picture 6"/>
+            <wp:docPr id="8" name="Picture 8"/>
             <wp:cNvGraphicFramePr>
               <a:graphicFrameLocks noChangeAspect="1"/>
             </wp:cNvGraphicFramePr>
@@ -1775,7 +1855,7 @@
                     <pic:cNvPicPr/>
                   </pic:nvPicPr>
                   <pic:blipFill>
-                    <a:blip r:embed="rId15"/>
+                    <a:blip r:embed="rId17"/>
                     <a:stretch>
                       <a:fillRect/>
                     </a:stretch>
@@ -1818,7 +1898,7 @@
         <w:drawing>
           <wp:inline xmlns:a="http://schemas.openxmlformats.org/drawingml/2006/main" xmlns:pic="http://schemas.openxmlformats.org/drawingml/2006/picture">
             <wp:extent cx="5400000" cy="3508772"/>
-            <wp:docPr id="7" name="Picture 7"/>
+            <wp:docPr id="9" name="Picture 9"/>
             <wp:cNvGraphicFramePr>
               <a:graphicFrameLocks noChangeAspect="1"/>
             </wp:cNvGraphicFramePr>
@@ -1830,7 +1910,7 @@
                     <pic:cNvPicPr/>
                   </pic:nvPicPr>
                   <pic:blipFill>
-                    <a:blip r:embed="rId16"/>
+                    <a:blip r:embed="rId18"/>
                     <a:stretch>
                       <a:fillRect/>
                     </a:stretch>
@@ -1873,7 +1953,7 @@
         <w:drawing>
           <wp:inline xmlns:a="http://schemas.openxmlformats.org/drawingml/2006/main" xmlns:pic="http://schemas.openxmlformats.org/drawingml/2006/picture">
             <wp:extent cx="5400000" cy="3452632"/>
-            <wp:docPr id="8" name="Picture 8"/>
+            <wp:docPr id="10" name="Picture 10"/>
             <wp:cNvGraphicFramePr>
               <a:graphicFrameLocks noChangeAspect="1"/>
             </wp:cNvGraphicFramePr>
@@ -1885,7 +1965,7 @@
                     <pic:cNvPicPr/>
                   </pic:nvPicPr>
                   <pic:blipFill>
-                    <a:blip r:embed="rId17"/>
+                    <a:blip r:embed="rId19"/>
                     <a:stretch>
                       <a:fillRect/>
                     </a:stretch>
@@ -1928,7 +2008,7 @@
         <w:drawing>
           <wp:inline xmlns:a="http://schemas.openxmlformats.org/drawingml/2006/main" xmlns:pic="http://schemas.openxmlformats.org/drawingml/2006/picture">
             <wp:extent cx="5400000" cy="3486375"/>
-            <wp:docPr id="9" name="Picture 9"/>
+            <wp:docPr id="11" name="Picture 11"/>
             <wp:cNvGraphicFramePr>
               <a:graphicFrameLocks noChangeAspect="1"/>
             </wp:cNvGraphicFramePr>
@@ -1940,7 +2020,7 @@
                     <pic:cNvPicPr/>
                   </pic:nvPicPr>
                   <pic:blipFill>
-                    <a:blip r:embed="rId18"/>
+                    <a:blip r:embed="rId20"/>
                     <a:stretch>
                       <a:fillRect/>
                     </a:stretch>

--- a/复赛材料/01-作品说明文档+airfree.docx
+++ b/复赛材料/01-作品说明文档+airfree.docx
@@ -215,171 +215,9 @@
         <w:t xml:space="preserve">一、参赛团队信息表</w:t>
       </w:r>
     </w:p>
-    <w:tbl>
-      <w:tblPr>
-        <w:tblStyle w:val="Table"/>
-        <w:tblW w:type="auto" w:w="0"/>
-        <w:tblLook w:firstRow="1" w:lastRow="0" w:firstColumn="0" w:lastColumn="0" w:noHBand="0" w:noVBand="0" w:val="0020"/>
-      </w:tblPr>
-      <w:tblGrid>
-        <w:gridCol w:w="3960"/>
-        <w:gridCol w:w="3960"/>
-      </w:tblGrid>
-      <w:tr>
-        <w:trPr>
-          <w:tblHeader w:val="on"/>
-        </w:trPr>
-        <w:tc>
-          <w:tcPr/>
-          <w:p>
-            <w:pPr>
-              <w:pStyle w:val="Compact"/>
-              <w:jc w:val="left"/>
-            </w:pPr>
-            <w:r>
-              <w:rPr>
-                <w:rFonts w:hint="eastAsia"/>
-                <w:b/>
-                <w:bCs/>
-              </w:rPr>
-              <w:t xml:space="preserve">作品名称</w:t>
-            </w:r>
-          </w:p>
-        </w:tc>
-        <w:tc>
-          <w:tcPr/>
-          <w:p>
-            <w:pPr>
-              <w:pStyle w:val="Compact"/>
-              <w:jc w:val="left"/>
-            </w:pPr>
-            <w:r>
-              <w:rPr>
-                <w:rFonts w:hint="eastAsia"/>
-              </w:rPr>
-              <w:t xml:space="preserve">“同频”</w:t>
-            </w:r>
-            <w:r>
-              <w:t xml:space="preserve"> </w:t>
-            </w:r>
-            <w:r>
-              <w:t xml:space="preserve">Same Wavelength</w:t>
-            </w:r>
-          </w:p>
-        </w:tc>
-      </w:tr>
-      <w:tr>
-        <w:tc>
-          <w:tcPr/>
-          <w:p>
-            <w:pPr>
-              <w:pStyle w:val="Compact"/>
-              <w:jc w:val="left"/>
-            </w:pPr>
-            <w:r>
-              <w:rPr>
-                <w:rFonts w:hint="eastAsia"/>
-                <w:b/>
-                <w:bCs/>
-              </w:rPr>
-              <w:t xml:space="preserve">团队名称</w:t>
-            </w:r>
-          </w:p>
-        </w:tc>
-        <w:tc>
-          <w:tcPr/>
-          <w:p>
-            <w:pPr>
-              <w:pStyle w:val="Compact"/>
-              <w:jc w:val="left"/>
-            </w:pPr>
-            <w:r>
-              <w:t xml:space="preserve">airfree</w:t>
-            </w:r>
-          </w:p>
-        </w:tc>
-      </w:tr>
-      <w:tr>
-        <w:tc>
-          <w:tcPr/>
-          <w:p>
-            <w:pPr>
-              <w:pStyle w:val="Compact"/>
-              <w:jc w:val="left"/>
-            </w:pPr>
-            <w:r>
-              <w:rPr>
-                <w:rFonts w:hint="eastAsia"/>
-                <w:b/>
-                <w:bCs/>
-              </w:rPr>
-              <w:t xml:space="preserve">参赛学校</w:t>
-            </w:r>
-          </w:p>
-        </w:tc>
-        <w:tc>
-          <w:tcPr/>
-          <w:p>
-            <w:pPr>
-              <w:pStyle w:val="Compact"/>
-              <w:jc w:val="left"/>
-            </w:pPr>
-            <w:r>
-              <w:rPr>
-                <w:rFonts w:hint="eastAsia"/>
-              </w:rPr>
-              <w:t xml:space="preserve">山东师范大学</w:t>
-            </w:r>
-          </w:p>
-        </w:tc>
-      </w:tr>
-      <w:tr>
-        <w:tc>
-          <w:tcPr/>
-          <w:p>
-            <w:pPr>
-              <w:pStyle w:val="Compact"/>
-              <w:jc w:val="left"/>
-            </w:pPr>
-            <w:r>
-              <w:rPr>
-                <w:rFonts w:hint="eastAsia"/>
-                <w:b/>
-                <w:bCs/>
-              </w:rPr>
-              <w:t xml:space="preserve">赛题方向</w:t>
-            </w:r>
-          </w:p>
-        </w:tc>
-        <w:tc>
-          <w:tcPr/>
-          <w:p>
-            <w:pPr>
-              <w:pStyle w:val="Compact"/>
-              <w:jc w:val="left"/>
-            </w:pPr>
-            <w:r>
-              <w:rPr>
-                <w:rFonts w:hint="eastAsia"/>
-              </w:rPr>
-              <w:t xml:space="preserve">（）应用创新（√）Agent</w:t>
-            </w:r>
-            <w:r>
-              <w:t xml:space="preserve"> </w:t>
-            </w:r>
-            <w:r>
-              <w:rPr>
-                <w:rFonts w:hint="eastAsia"/>
-              </w:rPr>
-              <w:t xml:space="preserve">创新（）用户体验创新（）操作系统智能创新</w:t>
-            </w:r>
-          </w:p>
-        </w:tc>
-      </w:tr>
-    </w:tbl>
-    <w:p>
-      <w:pPr>
-        <w:pStyle w:val="BodyText"/>
+    <w:p>
+      <w:pPr>
+        <w:pStyle w:val="FirstParagraph"/>
         <w:spacing w:line="240" w:lineRule="auto"/>
       </w:pPr>
       <w:r>
@@ -393,438 +231,6 @@
         <w:t xml:space="preserve">（一）团队队员基本信息</w:t>
       </w:r>
     </w:p>
-    <w:tbl>
-      <w:tblPr>
-        <w:tblStyle w:val="Table"/>
-        <w:tblW w:type="auto" w:w="0"/>
-        <w:tblLook w:firstRow="1" w:lastRow="0" w:firstColumn="0" w:lastColumn="0" w:noHBand="0" w:noVBand="0" w:val="0020"/>
-      </w:tblPr>
-      <w:tblGrid>
-        <w:gridCol w:w="880"/>
-        <w:gridCol w:w="880"/>
-        <w:gridCol w:w="880"/>
-        <w:gridCol w:w="880"/>
-        <w:gridCol w:w="880"/>
-        <w:gridCol w:w="880"/>
-        <w:gridCol w:w="880"/>
-        <w:gridCol w:w="880"/>
-        <w:gridCol w:w="880"/>
-      </w:tblGrid>
-      <w:tr>
-        <w:trPr>
-          <w:tblHeader w:val="on"/>
-        </w:trPr>
-        <w:tc>
-          <w:tcPr/>
-          <w:p>
-            <w:pPr>
-              <w:pStyle w:val="Compact"/>
-              <w:jc w:val="left"/>
-            </w:pPr>
-            <w:r>
-              <w:rPr>
-                <w:rFonts w:hint="eastAsia"/>
-                <w:b/>
-                <w:bCs/>
-              </w:rPr>
-              <w:t xml:space="preserve">姓名</w:t>
-            </w:r>
-          </w:p>
-        </w:tc>
-        <w:tc>
-          <w:tcPr/>
-          <w:p>
-            <w:pPr>
-              <w:pStyle w:val="Compact"/>
-              <w:jc w:val="left"/>
-            </w:pPr>
-            <w:r>
-              <w:rPr>
-                <w:rFonts w:hint="eastAsia"/>
-                <w:b/>
-                <w:bCs/>
-              </w:rPr>
-              <w:t xml:space="preserve">学校全称</w:t>
-            </w:r>
-          </w:p>
-        </w:tc>
-        <w:tc>
-          <w:tcPr/>
-          <w:p>
-            <w:pPr>
-              <w:pStyle w:val="Compact"/>
-              <w:jc w:val="left"/>
-            </w:pPr>
-            <w:r>
-              <w:rPr>
-                <w:rFonts w:hint="eastAsia"/>
-                <w:b/>
-                <w:bCs/>
-              </w:rPr>
-              <w:t xml:space="preserve">院（系）全称</w:t>
-            </w:r>
-          </w:p>
-        </w:tc>
-        <w:tc>
-          <w:tcPr/>
-          <w:p>
-            <w:pPr>
-              <w:pStyle w:val="Compact"/>
-              <w:jc w:val="left"/>
-            </w:pPr>
-            <w:r>
-              <w:rPr>
-                <w:rFonts w:hint="eastAsia"/>
-                <w:b/>
-                <w:bCs/>
-              </w:rPr>
-              <w:t xml:space="preserve">专业全称</w:t>
-            </w:r>
-          </w:p>
-        </w:tc>
-        <w:tc>
-          <w:tcPr/>
-          <w:p>
-            <w:pPr>
-              <w:pStyle w:val="Compact"/>
-              <w:jc w:val="left"/>
-            </w:pPr>
-            <w:r>
-              <w:rPr>
-                <w:rFonts w:hint="eastAsia"/>
-                <w:b/>
-                <w:bCs/>
-              </w:rPr>
-              <w:t xml:space="preserve">年级</w:t>
-            </w:r>
-          </w:p>
-        </w:tc>
-        <w:tc>
-          <w:tcPr/>
-          <w:p>
-            <w:pPr>
-              <w:pStyle w:val="Compact"/>
-              <w:jc w:val="left"/>
-            </w:pPr>
-            <w:r>
-              <w:rPr>
-                <w:rFonts w:hint="eastAsia"/>
-                <w:b/>
-                <w:bCs/>
-              </w:rPr>
-              <w:t xml:space="preserve">毕业时间</w:t>
-            </w:r>
-          </w:p>
-        </w:tc>
-        <w:tc>
-          <w:tcPr/>
-          <w:p>
-            <w:pPr>
-              <w:pStyle w:val="Compact"/>
-              <w:jc w:val="left"/>
-            </w:pPr>
-            <w:r>
-              <w:rPr>
-                <w:rFonts w:hint="eastAsia"/>
-                <w:b/>
-                <w:bCs/>
-              </w:rPr>
-              <w:t xml:space="preserve">联系电话</w:t>
-            </w:r>
-          </w:p>
-        </w:tc>
-        <w:tc>
-          <w:tcPr/>
-          <w:p>
-            <w:pPr>
-              <w:pStyle w:val="Compact"/>
-              <w:jc w:val="left"/>
-            </w:pPr>
-            <w:r>
-              <w:rPr>
-                <w:rFonts w:hint="eastAsia"/>
-                <w:b/>
-                <w:bCs/>
-              </w:rPr>
-              <w:t xml:space="preserve">邮箱</w:t>
-            </w:r>
-          </w:p>
-        </w:tc>
-        <w:tc>
-          <w:tcPr/>
-          <w:p>
-            <w:pPr>
-              <w:pStyle w:val="Compact"/>
-              <w:jc w:val="left"/>
-            </w:pPr>
-            <w:r>
-              <w:rPr>
-                <w:rFonts w:hint="eastAsia"/>
-                <w:b/>
-                <w:bCs/>
-              </w:rPr>
-              <w:t xml:space="preserve">分工</w:t>
-            </w:r>
-          </w:p>
-        </w:tc>
-      </w:tr>
-      <w:tr>
-        <w:tc>
-          <w:tcPr/>
-          <w:p>
-            <w:pPr>
-              <w:pStyle w:val="Compact"/>
-              <w:jc w:val="left"/>
-            </w:pPr>
-            <w:r>
-              <w:rPr>
-                <w:rFonts w:hint="eastAsia"/>
-              </w:rPr>
-              <w:t xml:space="preserve">邓子祥</w:t>
-            </w:r>
-          </w:p>
-        </w:tc>
-        <w:tc>
-          <w:tcPr/>
-          <w:p>
-            <w:pPr>
-              <w:pStyle w:val="Compact"/>
-              <w:jc w:val="left"/>
-            </w:pPr>
-            <w:r>
-              <w:rPr>
-                <w:rFonts w:hint="eastAsia"/>
-              </w:rPr>
-              <w:t xml:space="preserve">山东师范大学</w:t>
-            </w:r>
-          </w:p>
-        </w:tc>
-        <w:tc>
-          <w:tcPr/>
-          <w:p>
-            <w:pPr>
-              <w:pStyle w:val="Compact"/>
-              <w:jc w:val="left"/>
-            </w:pPr>
-            <w:r>
-              <w:rPr>
-                <w:rFonts w:hint="eastAsia"/>
-              </w:rPr>
-              <w:t xml:space="preserve">计算机与人工智能学院</w:t>
-            </w:r>
-          </w:p>
-        </w:tc>
-        <w:tc>
-          <w:tcPr/>
-          <w:p>
-            <w:pPr>
-              <w:pStyle w:val="Compact"/>
-              <w:jc w:val="left"/>
-            </w:pPr>
-            <w:r>
-              <w:rPr>
-                <w:rFonts w:hint="eastAsia"/>
-              </w:rPr>
-              <w:t xml:space="preserve">人工智能</w:t>
-            </w:r>
-          </w:p>
-        </w:tc>
-        <w:tc>
-          <w:tcPr/>
-          <w:p>
-            <w:pPr>
-              <w:pStyle w:val="Compact"/>
-              <w:jc w:val="left"/>
-            </w:pPr>
-            <w:r>
-              <w:rPr>
-                <w:rFonts w:hint="eastAsia"/>
-              </w:rPr>
-              <w:t xml:space="preserve">大三</w:t>
-            </w:r>
-          </w:p>
-        </w:tc>
-        <w:tc>
-          <w:tcPr/>
-          <w:p>
-            <w:pPr>
-              <w:pStyle w:val="Compact"/>
-              <w:jc w:val="left"/>
-            </w:pPr>
-            <w:r>
-              <w:t xml:space="preserve">2028.6</w:t>
-            </w:r>
-          </w:p>
-        </w:tc>
-        <w:tc>
-          <w:tcPr/>
-          <w:p>
-            <w:pPr>
-              <w:pStyle w:val="Compact"/>
-              <w:jc w:val="left"/>
-            </w:pPr>
-            <w:r>
-              <w:t xml:space="preserve">15656807075</w:t>
-            </w:r>
-          </w:p>
-        </w:tc>
-        <w:tc>
-          <w:tcPr/>
-          <w:p>
-            <w:pPr>
-              <w:pStyle w:val="Compact"/>
-              <w:jc w:val="left"/>
-            </w:pPr>
-            <w:r>
-              <w:t xml:space="preserve">256043794@qq.com</w:t>
-            </w:r>
-          </w:p>
-        </w:tc>
-        <w:tc>
-          <w:tcPr/>
-          <w:p>
-            <w:pPr>
-              <w:pStyle w:val="Compact"/>
-              <w:jc w:val="left"/>
-            </w:pPr>
-            <w:r>
-              <w:rPr>
-                <w:rFonts w:hint="eastAsia"/>
-              </w:rPr>
-              <w:t xml:space="preserve">队长</w:t>
-            </w:r>
-          </w:p>
-        </w:tc>
-      </w:tr>
-      <w:tr>
-        <w:tc>
-          <w:tcPr/>
-          <w:p>
-            <w:pPr>
-              <w:pStyle w:val="Compact"/>
-              <w:jc w:val="left"/>
-            </w:pPr>
-            <w:r>
-              <w:rPr>
-                <w:rFonts w:hint="eastAsia"/>
-              </w:rPr>
-              <w:t xml:space="preserve">邓希语</w:t>
-            </w:r>
-          </w:p>
-        </w:tc>
-        <w:tc>
-          <w:tcPr/>
-          <w:p>
-            <w:pPr>
-              <w:pStyle w:val="Compact"/>
-              <w:jc w:val="left"/>
-            </w:pPr>
-            <w:r>
-              <w:rPr>
-                <w:rFonts w:hint="eastAsia"/>
-              </w:rPr>
-              <w:t xml:space="preserve">山东师范大学</w:t>
-            </w:r>
-          </w:p>
-        </w:tc>
-        <w:tc>
-          <w:tcPr/>
-          <w:p>
-            <w:pPr>
-              <w:pStyle w:val="Compact"/>
-              <w:jc w:val="left"/>
-            </w:pPr>
-            <w:r>
-              <w:rPr>
-                <w:rFonts w:hint="eastAsia"/>
-              </w:rPr>
-              <w:t xml:space="preserve">计算机与人工智能学院</w:t>
-            </w:r>
-          </w:p>
-        </w:tc>
-        <w:tc>
-          <w:tcPr/>
-          <w:p>
-            <w:pPr>
-              <w:pStyle w:val="Compact"/>
-              <w:jc w:val="left"/>
-            </w:pPr>
-            <w:r>
-              <w:rPr>
-                <w:rFonts w:hint="eastAsia"/>
-              </w:rPr>
-              <w:t xml:space="preserve">计算机科学与技术（非师范）</w:t>
-            </w:r>
-          </w:p>
-        </w:tc>
-        <w:tc>
-          <w:tcPr/>
-          <w:p>
-            <w:pPr>
-              <w:pStyle w:val="Compact"/>
-              <w:jc w:val="left"/>
-            </w:pPr>
-            <w:r>
-              <w:rPr>
-                <w:rFonts w:hint="eastAsia"/>
-              </w:rPr>
-              <w:t xml:space="preserve">大二</w:t>
-            </w:r>
-          </w:p>
-        </w:tc>
-        <w:tc>
-          <w:tcPr/>
-          <w:p>
-            <w:pPr>
-              <w:pStyle w:val="Compact"/>
-              <w:jc w:val="left"/>
-            </w:pPr>
-            <w:r>
-              <w:t xml:space="preserve">2029.6</w:t>
-            </w:r>
-          </w:p>
-        </w:tc>
-        <w:tc>
-          <w:tcPr/>
-          <w:p>
-            <w:pPr>
-              <w:pStyle w:val="Compact"/>
-              <w:jc w:val="left"/>
-            </w:pPr>
-            <w:r>
-              <w:t xml:space="preserve">18721255866</w:t>
-            </w:r>
-          </w:p>
-        </w:tc>
-        <w:tc>
-          <w:tcPr/>
-          <w:p>
-            <w:pPr>
-              <w:pStyle w:val="Compact"/>
-              <w:jc w:val="left"/>
-            </w:pPr>
-            <w:r>
-              <w:t xml:space="preserve">2015853236@qq.com</w:t>
-            </w:r>
-          </w:p>
-        </w:tc>
-        <w:tc>
-          <w:tcPr/>
-          <w:p>
-            <w:pPr>
-              <w:pStyle w:val="Compact"/>
-              <w:jc w:val="left"/>
-            </w:pPr>
-            <w:r>
-              <w:rPr>
-                <w:rFonts w:hint="eastAsia"/>
-              </w:rPr>
-              <w:t xml:space="preserve">队员</w:t>
-            </w:r>
-          </w:p>
-        </w:tc>
-      </w:tr>
-    </w:tbl>
     <w:p>
       <w:pPr>
         <w:pStyle w:val="BodyText"/>
@@ -832,223 +238,27 @@
       </w:pPr>
       <w:r>
         <w:rPr>
-          <w:rFonts w:hint="eastAsia" w:ascii="宋体" w:hAnsi="宋体" w:eastAsia="宋体"/>
-          <w:b/>
-          <w:bCs/>
-          <w:color w:val="000000"/>
-          <w:sz w:val="21"/>
-        </w:rPr>
-        <w:t xml:space="preserve">（二）团队指导教师信息（指导教师须与队长同校）</w:t>
-      </w:r>
-    </w:p>
-    <w:tbl>
-      <w:tblPr>
-        <w:tblStyle w:val="Table"/>
-        <w:tblW w:type="auto" w:w="0"/>
-        <w:tblLook w:firstRow="1" w:lastRow="0" w:firstColumn="0" w:lastColumn="0" w:noHBand="0" w:noVBand="0" w:val="0020"/>
-      </w:tblPr>
-      <w:tblGrid>
-        <w:gridCol w:w="1320"/>
-        <w:gridCol w:w="1320"/>
-        <w:gridCol w:w="1320"/>
-        <w:gridCol w:w="1320"/>
-        <w:gridCol w:w="1320"/>
-        <w:gridCol w:w="1320"/>
-      </w:tblGrid>
-      <w:tr>
-        <w:trPr>
-          <w:tblHeader w:val="on"/>
-        </w:trPr>
-        <w:tc>
-          <w:tcPr/>
-          <w:p>
-            <w:pPr>
-              <w:pStyle w:val="Compact"/>
-              <w:jc w:val="left"/>
-            </w:pPr>
-            <w:r>
-              <w:rPr>
-                <w:rFonts w:hint="eastAsia"/>
-                <w:b/>
-                <w:bCs/>
-              </w:rPr>
-              <w:t xml:space="preserve">姓名</w:t>
-            </w:r>
-          </w:p>
-        </w:tc>
-        <w:tc>
-          <w:tcPr/>
-          <w:p>
-            <w:pPr>
-              <w:pStyle w:val="Compact"/>
-              <w:jc w:val="left"/>
-            </w:pPr>
-            <w:r>
-              <w:rPr>
-                <w:rFonts w:hint="eastAsia"/>
-                <w:b/>
-                <w:bCs/>
-              </w:rPr>
-              <w:t xml:space="preserve">院（系）全称</w:t>
-            </w:r>
-          </w:p>
-        </w:tc>
-        <w:tc>
-          <w:tcPr/>
-          <w:p>
-            <w:pPr>
-              <w:pStyle w:val="Compact"/>
-              <w:jc w:val="left"/>
-            </w:pPr>
-            <w:r>
-              <w:rPr>
-                <w:rFonts w:hint="eastAsia"/>
-                <w:b/>
-                <w:bCs/>
-              </w:rPr>
-              <w:t xml:space="preserve">职称</w:t>
-            </w:r>
-          </w:p>
-        </w:tc>
-        <w:tc>
-          <w:tcPr/>
-          <w:p>
-            <w:pPr>
-              <w:pStyle w:val="Compact"/>
-              <w:jc w:val="left"/>
-            </w:pPr>
-            <w:r>
-              <w:rPr>
-                <w:rFonts w:hint="eastAsia"/>
-                <w:b/>
-                <w:bCs/>
-              </w:rPr>
-              <w:t xml:space="preserve">研究方向</w:t>
-            </w:r>
-          </w:p>
-        </w:tc>
-        <w:tc>
-          <w:tcPr/>
-          <w:p>
-            <w:pPr>
-              <w:pStyle w:val="Compact"/>
-              <w:jc w:val="left"/>
-            </w:pPr>
-            <w:r>
-              <w:rPr>
-                <w:rFonts w:hint="eastAsia"/>
-                <w:b/>
-                <w:bCs/>
-              </w:rPr>
-              <w:t xml:space="preserve">联系电话</w:t>
-            </w:r>
-          </w:p>
-        </w:tc>
-        <w:tc>
-          <w:tcPr/>
-          <w:p>
-            <w:pPr>
-              <w:pStyle w:val="Compact"/>
-              <w:jc w:val="left"/>
-            </w:pPr>
-            <w:r>
-              <w:rPr>
-                <w:rFonts w:hint="eastAsia"/>
-                <w:b/>
-                <w:bCs/>
-              </w:rPr>
-              <w:t xml:space="preserve">联系邮箱</w:t>
-            </w:r>
-          </w:p>
-        </w:tc>
-      </w:tr>
-      <w:tr>
-        <w:tc>
-          <w:tcPr/>
-          <w:p>
-            <w:pPr>
-              <w:pStyle w:val="Compact"/>
-              <w:jc w:val="left"/>
-            </w:pPr>
-            <w:r>
-              <w:rPr>
-                <w:rFonts w:hint="eastAsia"/>
-              </w:rPr>
-              <w:t xml:space="preserve">刘冬梅</w:t>
-            </w:r>
-          </w:p>
-        </w:tc>
-        <w:tc>
-          <w:tcPr/>
-          <w:p>
-            <w:pPr>
-              <w:pStyle w:val="Compact"/>
-              <w:jc w:val="left"/>
-            </w:pPr>
-            <w:r>
-              <w:rPr>
-                <w:rFonts w:hint="eastAsia"/>
-              </w:rPr>
-              <w:t xml:space="preserve">计算机与人工智能学院</w:t>
-            </w:r>
-          </w:p>
-        </w:tc>
-        <w:tc>
-          <w:tcPr/>
-          <w:p>
-            <w:pPr>
-              <w:pStyle w:val="Compact"/>
-              <w:jc w:val="left"/>
-            </w:pPr>
-            <w:r>
-              <w:rPr>
-                <w:rFonts w:hint="eastAsia"/>
-              </w:rPr>
-              <w:t xml:space="preserve">讲师</w:t>
-            </w:r>
-          </w:p>
-        </w:tc>
-        <w:tc>
-          <w:tcPr/>
-          <w:p>
-            <w:pPr>
-              <w:pStyle w:val="Compact"/>
-              <w:jc w:val="left"/>
-            </w:pPr>
-            <w:r>
-              <w:rPr>
-                <w:rFonts w:hint="eastAsia"/>
-              </w:rPr>
-              <w:t xml:space="preserve">电子信息</w:t>
-            </w:r>
-          </w:p>
-        </w:tc>
-        <w:tc>
-          <w:tcPr/>
-          <w:p>
-            <w:pPr>
-              <w:pStyle w:val="Compact"/>
-              <w:jc w:val="left"/>
-            </w:pPr>
-            <w:r>
-              <w:t xml:space="preserve">13589083387</w:t>
-            </w:r>
-          </w:p>
-        </w:tc>
-        <w:tc>
-          <w:tcPr/>
-          <w:p>
-            <w:pPr>
-              <w:pStyle w:val="Compact"/>
-              <w:jc w:val="left"/>
-            </w:pPr>
-            <w:r>
-              <w:t xml:space="preserve">liudm@sdnu.edu.cn</w:t>
-            </w:r>
-          </w:p>
-        </w:tc>
-      </w:tr>
-    </w:tbl>
+          <w:rFonts w:ascii="宋体" w:hAnsi="宋体" w:eastAsia="宋体"/>
+          <w:color w:val="000000"/>
+          <w:sz w:val="21"/>
+        </w:rPr>
+        <w:t xml:space="preserve"> </w:t>
+      </w:r>
+    </w:p>
+    <w:p>
+      <w:pPr>
+        <w:pStyle w:val="BodyText"/>
+        <w:spacing w:line="240" w:lineRule="auto"/>
+      </w:pPr>
+      <w:r>
+        <w:rPr>
+          <w:rFonts w:ascii="宋体" w:hAnsi="宋体" w:eastAsia="宋体"/>
+          <w:color w:val="000000"/>
+          <w:sz w:val="21"/>
+        </w:rPr>
+        <w:t xml:space="preserve"> </w:t>
+      </w:r>
+    </w:p>
     <w:p>
       <w:pPr>
         <w:pStyle w:val="BodyText"/>
